--- a/数据库系统/实验一/实验指导书1：在ECS上安装部署openGauss数据库指导手册.docx
+++ b/数据库系统/实验一/实验指导书1：在ECS上安装部署openGauss数据库指导手册.docx
@@ -315,16 +315,16 @@
         <w:br w:type="page"/>
       </w:r>
     </w:p>
-    <w:bookmarkStart w:id="0" w:name="_Ref218422900" w:displacedByCustomXml="next"/>
-    <w:bookmarkStart w:id="1" w:name="_Ref218071784" w:displacedByCustomXml="next"/>
-    <w:bookmarkStart w:id="2" w:name="_Toc218425197" w:displacedByCustomXml="next"/>
-    <w:bookmarkStart w:id="3" w:name="_Ref218423379" w:displacedByCustomXml="next"/>
-    <w:bookmarkStart w:id="4" w:name="_Toc227138864" w:displacedByCustomXml="next"/>
-    <w:bookmarkStart w:id="5" w:name="_Ref218072047" w:displacedByCustomXml="next"/>
-    <w:bookmarkStart w:id="6" w:name="_Ref218422894" w:displacedByCustomXml="next"/>
-    <w:bookmarkStart w:id="7" w:name="_Toc437504216" w:displacedByCustomXml="next"/>
-    <w:bookmarkStart w:id="8" w:name="_Ref218071624" w:displacedByCustomXml="next"/>
-    <w:bookmarkStart w:id="9" w:name="_Ref218071467" w:displacedByCustomXml="next"/>
+    <w:bookmarkStart w:id="0" w:name="_Ref218071467" w:displacedByCustomXml="next"/>
+    <w:bookmarkStart w:id="1" w:name="_Ref218071624" w:displacedByCustomXml="next"/>
+    <w:bookmarkStart w:id="2" w:name="_Toc437504216" w:displacedByCustomXml="next"/>
+    <w:bookmarkStart w:id="3" w:name="_Ref218422894" w:displacedByCustomXml="next"/>
+    <w:bookmarkStart w:id="4" w:name="_Ref218072047" w:displacedByCustomXml="next"/>
+    <w:bookmarkStart w:id="5" w:name="_Toc227138864" w:displacedByCustomXml="next"/>
+    <w:bookmarkStart w:id="6" w:name="_Ref218423379" w:displacedByCustomXml="next"/>
+    <w:bookmarkStart w:id="7" w:name="_Toc218425197" w:displacedByCustomXml="next"/>
+    <w:bookmarkStart w:id="8" w:name="_Ref218071784" w:displacedByCustomXml="next"/>
+    <w:bookmarkStart w:id="9" w:name="_Ref218422900" w:displacedByCustomXml="next"/>
     <w:sdt>
       <w:sdtPr>
         <w:rPr>
@@ -35491,36 +35491,6 @@
 </file>
 
 <file path=customXml/item1.xml><?xml version="1.0" encoding="utf-8"?>
-<s:customData xmlns="http://www.wps.cn/officeDocument/2013/wpsCustomData" xmlns:s="http://www.wps.cn/officeDocument/2013/wpsCustomData">
-  <customSectProps>
-    <customSectPr/>
-  </customSectProps>
-  <customShpExts>
-    <customShpInfo spid="_x0000_s1026" textRotate="1"/>
-  </customShpExts>
-</s:customData>
-</file>
-
-<file path=customXml/item2.xml><?xml version="1.0" encoding="utf-8"?>
-<b:Sources xmlns:b="http://schemas.openxmlformats.org/officeDocument/2006/bibliography" xmlns="http://schemas.openxmlformats.org/officeDocument/2006/bibliography" SelectedStyle="\APA.XSL" StyleName="APA"/>
-</file>
-
-<file path=customXml/item3.xml><?xml version="1.0" encoding="utf-8"?>
-<p:properties xmlns:p="http://schemas.microsoft.com/office/2006/metadata/properties" xmlns:xsi="http://www.w3.org/2001/XMLSchema-instance" xmlns:pc="http://schemas.microsoft.com/office/infopath/2007/PartnerControls">
-  <documentManagement/>
-</p:properties>
-</file>
-
-<file path=customXml/item4.xml><?xml version="1.0" encoding="utf-8"?>
-<?mso-contentType ?>
-<FormTemplates xmlns="http://schemas.microsoft.com/sharepoint/v3/contenttype/forms">
-  <Display>DocumentLibraryForm</Display>
-  <Edit>DocumentLibraryForm</Edit>
-  <New>DocumentLibraryForm</New>
-</FormTemplates>
-</file>
-
-<file path=customXml/item5.xml><?xml version="1.0" encoding="utf-8"?>
 <ct:contentTypeSchema xmlns:ct="http://schemas.microsoft.com/office/2006/metadata/contentType" xmlns:ma="http://schemas.microsoft.com/office/2006/metadata/properties/metaAttributes" ct:_="" ma:_="" ma:contentTypeName="Document" ma:contentTypeID="0x010100CC226774B8D87F4D92D9D1F6859ED44E" ma:contentTypeVersion="0" ma:contentTypeDescription="Create a new document." ma:contentTypeScope="" ma:versionID="2405c1ce63a3409bcef189279c704bc6">
   <xsd:schema xmlns:xsd="http://www.w3.org/2001/XMLSchema" xmlns:xs="http://www.w3.org/2001/XMLSchema" xmlns:p="http://schemas.microsoft.com/office/2006/metadata/properties" targetNamespace="http://schemas.microsoft.com/office/2006/metadata/properties" ma:root="true" ma:fieldsID="c64490b4aec6201516c3a874156f37b2">
     <xsd:element name="properties">
@@ -35634,18 +35604,56 @@
 </ct:contentTypeSchema>
 </file>
 
+<file path=customXml/item2.xml><?xml version="1.0" encoding="utf-8"?>
+<?mso-contentType ?>
+<FormTemplates xmlns="http://schemas.microsoft.com/sharepoint/v3/contenttype/forms">
+  <Display>DocumentLibraryForm</Display>
+  <Edit>DocumentLibraryForm</Edit>
+  <New>DocumentLibraryForm</New>
+</FormTemplates>
+</file>
+
+<file path=customXml/item3.xml><?xml version="1.0" encoding="utf-8"?>
+<p:properties xmlns:p="http://schemas.microsoft.com/office/2006/metadata/properties" xmlns:xsi="http://www.w3.org/2001/XMLSchema-instance" xmlns:pc="http://schemas.microsoft.com/office/infopath/2007/PartnerControls">
+  <documentManagement/>
+</p:properties>
+</file>
+
+<file path=customXml/item4.xml><?xml version="1.0" encoding="utf-8"?>
+<b:Sources xmlns:b="http://schemas.openxmlformats.org/officeDocument/2006/bibliography" xmlns="http://schemas.openxmlformats.org/officeDocument/2006/bibliography" SelectedStyle="\APA.XSL" StyleName="APA"/>
+</file>
+
+<file path=customXml/item5.xml><?xml version="1.0" encoding="utf-8"?>
+<s:customData xmlns="http://www.wps.cn/officeDocument/2013/wpsCustomData" xmlns:s="http://www.wps.cn/officeDocument/2013/wpsCustomData">
+  <customSectProps>
+    <customSectPr/>
+  </customSectProps>
+  <customShpExts>
+    <customShpInfo spid="_x0000_s1026" textRotate="1"/>
+  </customShpExts>
+</s:customData>
+</file>
+
 <file path=customXml/itemProps1.xml><?xml version="1.0" encoding="utf-8"?>
-<ds:datastoreItem xmlns:ds="http://schemas.openxmlformats.org/officeDocument/2006/customXml" ds:itemID="{B1977F7D-205B-4081-913C-38D41E755F92}">
+<ds:datastoreItem xmlns:ds="http://schemas.openxmlformats.org/officeDocument/2006/customXml" ds:itemID="{45D7D905-E2AE-4379-91E5-B62BCFCA4D08}">
   <ds:schemaRefs>
-    <ds:schemaRef ds:uri="http://www.wps.cn/officeDocument/2013/wpsCustomData"/>
+    <ds:schemaRef ds:uri="http://schemas.microsoft.com/office/2006/metadata/contentType"/>
+    <ds:schemaRef ds:uri="http://schemas.microsoft.com/office/2006/metadata/properties/metaAttributes"/>
+    <ds:schemaRef ds:uri="http://www.w3.org/2001/XMLSchema"/>
+    <ds:schemaRef ds:uri="http://schemas.microsoft.com/office/2006/metadata/properties"/>
+    <ds:schemaRef ds:uri="http://schemas.openxmlformats.org/package/2006/metadata/core-properties"/>
+    <ds:schemaRef ds:uri="http://purl.org/dc/elements/1.1/"/>
+    <ds:schemaRef ds:uri="http://purl.org/dc/terms/"/>
+    <ds:schemaRef ds:uri="http://schemas.microsoft.com/internal/obd"/>
+    <ds:schemaRef ds:uri="http://schemas.microsoft.com/office/infopath/2007/PartnerControls"/>
   </ds:schemaRefs>
 </ds:datastoreItem>
 </file>
 
 <file path=customXml/itemProps2.xml><?xml version="1.0" encoding="utf-8"?>
-<ds:datastoreItem xmlns:ds="http://schemas.openxmlformats.org/officeDocument/2006/customXml" ds:itemID="{A3F12F72-16F4-4B58-BE2C-20D8C8BBE6B1}">
+<ds:datastoreItem xmlns:ds="http://schemas.openxmlformats.org/officeDocument/2006/customXml" ds:itemID="{EEA82ABF-3C64-4AD6-A3F8-BF7B6BBD7965}">
   <ds:schemaRefs>
-    <ds:schemaRef ds:uri="http://schemas.openxmlformats.org/officeDocument/2006/bibliography"/>
+    <ds:schemaRef ds:uri="http://schemas.microsoft.com/sharepoint/v3/contenttype/forms"/>
   </ds:schemaRefs>
 </ds:datastoreItem>
 </file>
@@ -35660,25 +35668,17 @@
 </file>
 
 <file path=customXml/itemProps4.xml><?xml version="1.0" encoding="utf-8"?>
-<ds:datastoreItem xmlns:ds="http://schemas.openxmlformats.org/officeDocument/2006/customXml" ds:itemID="{EEA82ABF-3C64-4AD6-A3F8-BF7B6BBD7965}">
+<ds:datastoreItem xmlns:ds="http://schemas.openxmlformats.org/officeDocument/2006/customXml" ds:itemID="{A3F12F72-16F4-4B58-BE2C-20D8C8BBE6B1}">
   <ds:schemaRefs>
-    <ds:schemaRef ds:uri="http://schemas.microsoft.com/sharepoint/v3/contenttype/forms"/>
+    <ds:schemaRef ds:uri="http://schemas.openxmlformats.org/officeDocument/2006/bibliography"/>
   </ds:schemaRefs>
 </ds:datastoreItem>
 </file>
 
 <file path=customXml/itemProps5.xml><?xml version="1.0" encoding="utf-8"?>
-<ds:datastoreItem xmlns:ds="http://schemas.openxmlformats.org/officeDocument/2006/customXml" ds:itemID="{45D7D905-E2AE-4379-91E5-B62BCFCA4D08}">
+<ds:datastoreItem xmlns:ds="http://schemas.openxmlformats.org/officeDocument/2006/customXml" ds:itemID="{B1977F7D-205B-4081-913C-38D41E755F92}">
   <ds:schemaRefs>
-    <ds:schemaRef ds:uri="http://schemas.microsoft.com/office/2006/metadata/contentType"/>
-    <ds:schemaRef ds:uri="http://schemas.microsoft.com/office/2006/metadata/properties/metaAttributes"/>
-    <ds:schemaRef ds:uri="http://www.w3.org/2001/XMLSchema"/>
-    <ds:schemaRef ds:uri="http://schemas.microsoft.com/office/2006/metadata/properties"/>
-    <ds:schemaRef ds:uri="http://schemas.openxmlformats.org/package/2006/metadata/core-properties"/>
-    <ds:schemaRef ds:uri="http://purl.org/dc/elements/1.1/"/>
-    <ds:schemaRef ds:uri="http://purl.org/dc/terms/"/>
-    <ds:schemaRef ds:uri="http://schemas.microsoft.com/internal/obd"/>
-    <ds:schemaRef ds:uri="http://schemas.microsoft.com/office/infopath/2007/PartnerControls"/>
+    <ds:schemaRef ds:uri="http://www.wps.cn/officeDocument/2013/wpsCustomData"/>
   </ds:schemaRefs>
 </ds:datastoreItem>
 </file>